--- a/Bieu_mau/Boi_thuong_nha_nuoc/Mau_03_BTNN_Template.docx
+++ b/Bieu_mau/Boi_thuong_nha_nuoc/Mau_03_BTNN_Template.docx
@@ -344,7 +344,7 @@
                 <w:sz w:val="28"/>
                 <w:szCs w:val="28"/>
               </w:rPr>
-              <w:t>##ChucVuNguoiDungDau##</w:t>
+              <w:t>##ChucVuNguoiKy##</w:t>
             </w:r>
           </w:p>
           <w:p>
